--- a/worksheets/Lesson7_RevisionHQ_Worksheet.docx
+++ b/worksheets/Lesson7_RevisionHQ_Worksheet.docx
@@ -93,44 +93,15 @@
               <w:jc w:val="right"/>
             </w:pPr>
             <w:r>
-              <w:drawing>
-                <wp:inline distT="0" distB="0" distL="0" distR="0">
-                  <wp:extent cx="1123950" cy="1019175"/>
-                  <wp:effectExtent t="0" r="0" b="0" l="0"/>
-                  <wp:docPr id="1" name="logo" descr="Unity Schools Trust logo" title="Unity Schools Trust"/>
-                  <wp:cNvGraphicFramePr>
-                    <a:graphicFrameLocks xmlns:a="http://schemas.openxmlformats.org/drawingml/2006/main" noChangeAspect="1"/>
-                  </wp:cNvGraphicFramePr>
-                  <a:graphic xmlns:a="http://schemas.openxmlformats.org/drawingml/2006/main">
-                    <a:graphicData uri="http://schemas.openxmlformats.org/drawingml/2006/picture">
-                      <pic:pic xmlns:pic="http://schemas.openxmlformats.org/drawingml/2006/picture">
-                        <pic:nvPicPr>
-                          <pic:cNvPr id="0" name="" descr=""/>
-                          <pic:cNvPicPr>
-                            <a:picLocks noChangeAspect="1" noChangeArrowheads="1"/>
-                          </pic:cNvPicPr>
-                        </pic:nvPicPr>
-                        <pic:blipFill>
-                          <a:blip r:embed="rId8" cstate="none"/>
-                          <a:srcRect/>
-                          <a:stretch>
-                            <a:fillRect/>
-                          </a:stretch>
-                        </pic:blipFill>
-                        <pic:spPr bwMode="auto">
-                          <a:xfrm>
-                            <a:off x="0" y="0"/>
-                            <a:ext cx="1123950" cy="1019175"/>
-                          </a:xfrm>
-                          <a:prstGeom prst="rect">
-                            <a:avLst/>
-                          </a:prstGeom>
-                        </pic:spPr>
-                      </pic:pic>
-                    </a:graphicData>
-                  </a:graphic>
-                </wp:inline>
-              </w:drawing>
+              <w:rPr>
+                <w:rFonts w:ascii="Arial" w:cs="Arial" w:eastAsia="Arial" w:hAnsi="Arial"/>
+                <w:b/>
+                <w:bCs/>
+                <w:color w:val="5A6B85"/>
+                <w:sz w:val="26"/>
+                <w:szCs w:val="26"/>
+              </w:rPr>
+              <w:t xml:space="preserve">Revise 360</w:t>
             </w:r>
           </w:p>
         </w:tc>

--- a/worksheets/Lesson7_RevisionHQ_Worksheet.docx
+++ b/worksheets/Lesson7_RevisionHQ_Worksheet.docx
@@ -4810,7 +4810,7 @@
                 <w:sz w:val="19"/>
                 <w:szCs w:val="19"/>
               </w:rPr>
-              <w:t xml:space="preserve">Tick each workbook task once it is complete. Start with any lesson you marked Focus here.</w:t>
+              <w:t xml:space="preserve">Tick each task once it is complete. Start with any lesson you marked Focus here.</w:t>
             </w:r>
           </w:p>
         </w:tc>
@@ -4907,7 +4907,7 @@
                 <w:sz w:val="20"/>
                 <w:szCs w:val="20"/>
               </w:rPr>
-              <w:t xml:space="preserve">Workbook task</w:t>
+              <w:t xml:space="preserve">Task</w:t>
             </w:r>
           </w:p>
         </w:tc>
@@ -5013,7 +5013,7 @@
                 <w:sz w:val="21"/>
                 <w:szCs w:val="21"/>
               </w:rPr>
-              <w:t xml:space="preserve">Task 1: LAN and WAN illustration, with three contrasting bullet points each</w:t>
+              <w:t xml:space="preserve">Zoom out worksheet: LAN and WAN bullet points, and advantages and disadvantages of networks</w:t>
             </w:r>
           </w:p>
         </w:tc>
@@ -5085,7 +5085,7 @@
                 <w:sz w:val="21"/>
                 <w:szCs w:val="21"/>
               </w:rPr>
-              <w:t xml:space="preserve">1</w:t>
+              <w:t xml:space="preserve">2</w:t>
             </w:r>
           </w:p>
         </w:tc>
@@ -5119,7 +5119,7 @@
                 <w:sz w:val="21"/>
                 <w:szCs w:val="21"/>
               </w:rPr>
-              <w:t xml:space="preserve">Task 2: advantages and disadvantages of networks</w:t>
+              <w:t xml:space="preserve">Network control room worksheet: how the five factors affect performance</w:t>
             </w:r>
           </w:p>
         </w:tc>
@@ -5191,7 +5191,7 @@
                 <w:sz w:val="21"/>
                 <w:szCs w:val="21"/>
               </w:rPr>
-              <w:t xml:space="preserve">2</w:t>
+              <w:t xml:space="preserve">3</w:t>
             </w:r>
           </w:p>
         </w:tc>
@@ -5225,7 +5225,7 @@
                 <w:sz w:val="21"/>
                 <w:szCs w:val="21"/>
               </w:rPr>
-              <w:t xml:space="preserve">Task 1: how five factors affect network performance</w:t>
+              <w:t xml:space="preserve">Network showdown worksheet: label the client-server and peer-to-peer diagrams, and sort the statements</w:t>
             </w:r>
           </w:p>
         </w:tc>
@@ -5297,7 +5297,7 @@
                 <w:sz w:val="21"/>
                 <w:szCs w:val="21"/>
               </w:rPr>
-              <w:t xml:space="preserve">3</w:t>
+              <w:t xml:space="preserve">4</w:t>
             </w:r>
           </w:p>
         </w:tc>
@@ -5331,7 +5331,7 @@
                 <w:sz w:val="21"/>
                 <w:szCs w:val="21"/>
               </w:rPr>
-              <w:t xml:space="preserve">Task 1: label client-server and peer-to-peer illustrations</w:t>
+              <w:t xml:space="preserve">Wire up the school worksheet: switch, router, WAP, NIC, UTP and fibre</w:t>
             </w:r>
           </w:p>
         </w:tc>
@@ -5403,7 +5403,7 @@
                 <w:sz w:val="21"/>
                 <w:szCs w:val="21"/>
               </w:rPr>
-              <w:t xml:space="preserve">3</w:t>
+              <w:t xml:space="preserve">5</w:t>
             </w:r>
           </w:p>
         </w:tc>
@@ -5437,7 +5437,7 @@
                 <w:sz w:val="21"/>
                 <w:szCs w:val="21"/>
               </w:rPr>
-              <w:t xml:space="preserve">Task 2: sort the client-server and P2P statements (green and red)</w:t>
+              <w:t xml:space="preserve">Inside the internet worksheet: the internet, DNS, hosting and the cloud, and the DNS steps</w:t>
             </w:r>
           </w:p>
         </w:tc>
@@ -5509,7 +5509,7 @@
                 <w:sz w:val="21"/>
                 <w:szCs w:val="21"/>
               </w:rPr>
-              <w:t xml:space="preserve">4</w:t>
+              <w:t xml:space="preserve">6</w:t>
             </w:r>
           </w:p>
         </w:tc>
@@ -5543,431 +5543,7 @@
                 <w:sz w:val="21"/>
                 <w:szCs w:val="21"/>
               </w:rPr>
-              <w:t xml:space="preserve">Hardware task: switch, router, WAP, NIC, UTP and fibre</w:t>
-            </w:r>
-          </w:p>
-        </w:tc>
-        <w:tc>
-          <w:tcPr>
-            <w:tcW w:type="dxa" w:w="1200"/>
-            <w:tcBorders>
-              <w:top w:val="single" w:color="B7C2D1" w:sz="4"/>
-              <w:left w:val="single" w:color="B7C2D1" w:sz="4"/>
-              <w:bottom w:val="single" w:color="B7C2D1" w:sz="4"/>
-              <w:right w:val="single" w:color="B7C2D1" w:sz="4"/>
-            </w:tcBorders>
-            <w:shd w:fill="FFFFFF" w:color="auto" w:val="clear"/>
-            <w:tcMar>
-              <w:top w:type="dxa" w:w="80"/>
-              <w:left w:type="dxa" w:w="120"/>
-              <w:bottom w:type="dxa" w:w="80"/>
-              <w:right w:type="dxa" w:w="120"/>
-            </w:tcMar>
-            <w:vAlign w:val="center"/>
-          </w:tcPr>
-          <w:p>
-            <w:pPr>
-              <w:spacing w:after="0" w:before="0"/>
-            </w:pPr>
-            <w:r>
-              <w:rPr>
-                <w:rFonts w:ascii="Arial" w:cs="Arial" w:eastAsia="Arial" w:hAnsi="Arial"/>
-                <w:b w:val="false"/>
-                <w:bCs w:val="false"/>
-                <w:sz w:val="21"/>
-                <w:szCs w:val="21"/>
-              </w:rPr>
-              <w:t xml:space="preserve"/>
-            </w:r>
-          </w:p>
-        </w:tc>
-      </w:tr>
-      <w:tr>
-        <w:trPr>
-          <w:cantSplit/>
-          <w:trHeight w:val="520" w:hRule="atLeast"/>
-        </w:trPr>
-        <w:tc>
-          <w:tcPr>
-            <w:tcW w:type="dxa" w:w="1100"/>
-            <w:tcBorders>
-              <w:top w:val="single" w:color="B7C2D1" w:sz="4"/>
-              <w:left w:val="single" w:color="B7C2D1" w:sz="4"/>
-              <w:bottom w:val="single" w:color="B7C2D1" w:sz="4"/>
-              <w:right w:val="single" w:color="B7C2D1" w:sz="4"/>
-            </w:tcBorders>
-            <w:shd w:fill="FFFFFF" w:color="auto" w:val="clear"/>
-            <w:tcMar>
-              <w:top w:type="dxa" w:w="80"/>
-              <w:left w:type="dxa" w:w="120"/>
-              <w:bottom w:type="dxa" w:w="80"/>
-              <w:right w:type="dxa" w:w="120"/>
-            </w:tcMar>
-            <w:vAlign w:val="center"/>
-          </w:tcPr>
-          <w:p>
-            <w:pPr>
-              <w:spacing w:after="0" w:before="0"/>
-            </w:pPr>
-            <w:r>
-              <w:rPr>
-                <w:rFonts w:ascii="Arial" w:cs="Arial" w:eastAsia="Arial" w:hAnsi="Arial"/>
-                <w:sz w:val="21"/>
-                <w:szCs w:val="21"/>
-              </w:rPr>
-              <w:t xml:space="preserve">5</w:t>
-            </w:r>
-          </w:p>
-        </w:tc>
-        <w:tc>
-          <w:tcPr>
-            <w:tcW w:type="dxa" w:w="8166"/>
-            <w:tcBorders>
-              <w:top w:val="single" w:color="B7C2D1" w:sz="4"/>
-              <w:left w:val="single" w:color="B7C2D1" w:sz="4"/>
-              <w:bottom w:val="single" w:color="B7C2D1" w:sz="4"/>
-              <w:right w:val="single" w:color="B7C2D1" w:sz="4"/>
-            </w:tcBorders>
-            <w:shd w:fill="FFFFFF" w:color="auto" w:val="clear"/>
-            <w:tcMar>
-              <w:top w:type="dxa" w:w="80"/>
-              <w:left w:type="dxa" w:w="120"/>
-              <w:bottom w:type="dxa" w:w="80"/>
-              <w:right w:type="dxa" w:w="120"/>
-            </w:tcMar>
-            <w:vAlign w:val="center"/>
-          </w:tcPr>
-          <w:p>
-            <w:pPr>
-              <w:spacing w:after="0" w:before="0"/>
-            </w:pPr>
-            <w:r>
-              <w:rPr>
-                <w:rFonts w:ascii="Arial" w:cs="Arial" w:eastAsia="Arial" w:hAnsi="Arial"/>
-                <w:b w:val="false"/>
-                <w:bCs w:val="false"/>
-                <w:sz w:val="21"/>
-                <w:szCs w:val="21"/>
-              </w:rPr>
-              <w:t xml:space="preserve">Task 1: define the internet, DNS, hosting and the cloud</w:t>
-            </w:r>
-          </w:p>
-        </w:tc>
-        <w:tc>
-          <w:tcPr>
-            <w:tcW w:type="dxa" w:w="1200"/>
-            <w:tcBorders>
-              <w:top w:val="single" w:color="B7C2D1" w:sz="4"/>
-              <w:left w:val="single" w:color="B7C2D1" w:sz="4"/>
-              <w:bottom w:val="single" w:color="B7C2D1" w:sz="4"/>
-              <w:right w:val="single" w:color="B7C2D1" w:sz="4"/>
-            </w:tcBorders>
-            <w:shd w:fill="FFFFFF" w:color="auto" w:val="clear"/>
-            <w:tcMar>
-              <w:top w:type="dxa" w:w="80"/>
-              <w:left w:type="dxa" w:w="120"/>
-              <w:bottom w:type="dxa" w:w="80"/>
-              <w:right w:type="dxa" w:w="120"/>
-            </w:tcMar>
-            <w:vAlign w:val="center"/>
-          </w:tcPr>
-          <w:p>
-            <w:pPr>
-              <w:spacing w:after="0" w:before="0"/>
-            </w:pPr>
-            <w:r>
-              <w:rPr>
-                <w:rFonts w:ascii="Arial" w:cs="Arial" w:eastAsia="Arial" w:hAnsi="Arial"/>
-                <w:b w:val="false"/>
-                <w:bCs w:val="false"/>
-                <w:sz w:val="21"/>
-                <w:szCs w:val="21"/>
-              </w:rPr>
-              <w:t xml:space="preserve"/>
-            </w:r>
-          </w:p>
-        </w:tc>
-      </w:tr>
-      <w:tr>
-        <w:trPr>
-          <w:cantSplit/>
-          <w:trHeight w:val="520" w:hRule="atLeast"/>
-        </w:trPr>
-        <w:tc>
-          <w:tcPr>
-            <w:tcW w:type="dxa" w:w="1100"/>
-            <w:tcBorders>
-              <w:top w:val="single" w:color="B7C2D1" w:sz="4"/>
-              <w:left w:val="single" w:color="B7C2D1" w:sz="4"/>
-              <w:bottom w:val="single" w:color="B7C2D1" w:sz="4"/>
-              <w:right w:val="single" w:color="B7C2D1" w:sz="4"/>
-            </w:tcBorders>
-            <w:shd w:fill="FFFFFF" w:color="auto" w:val="clear"/>
-            <w:tcMar>
-              <w:top w:type="dxa" w:w="80"/>
-              <w:left w:type="dxa" w:w="120"/>
-              <w:bottom w:type="dxa" w:w="80"/>
-              <w:right w:type="dxa" w:w="120"/>
-            </w:tcMar>
-            <w:vAlign w:val="center"/>
-          </w:tcPr>
-          <w:p>
-            <w:pPr>
-              <w:spacing w:after="0" w:before="0"/>
-            </w:pPr>
-            <w:r>
-              <w:rPr>
-                <w:rFonts w:ascii="Arial" w:cs="Arial" w:eastAsia="Arial" w:hAnsi="Arial"/>
-                <w:sz w:val="21"/>
-                <w:szCs w:val="21"/>
-              </w:rPr>
-              <w:t xml:space="preserve">5</w:t>
-            </w:r>
-          </w:p>
-        </w:tc>
-        <w:tc>
-          <w:tcPr>
-            <w:tcW w:type="dxa" w:w="8166"/>
-            <w:tcBorders>
-              <w:top w:val="single" w:color="B7C2D1" w:sz="4"/>
-              <w:left w:val="single" w:color="B7C2D1" w:sz="4"/>
-              <w:bottom w:val="single" w:color="B7C2D1" w:sz="4"/>
-              <w:right w:val="single" w:color="B7C2D1" w:sz="4"/>
-            </w:tcBorders>
-            <w:shd w:fill="FFFFFF" w:color="auto" w:val="clear"/>
-            <w:tcMar>
-              <w:top w:type="dxa" w:w="80"/>
-              <w:left w:type="dxa" w:w="120"/>
-              <w:bottom w:type="dxa" w:w="80"/>
-              <w:right w:type="dxa" w:w="120"/>
-            </w:tcMar>
-            <w:vAlign w:val="center"/>
-          </w:tcPr>
-          <w:p>
-            <w:pPr>
-              <w:spacing w:after="0" w:before="0"/>
-            </w:pPr>
-            <w:r>
-              <w:rPr>
-                <w:rFonts w:ascii="Arial" w:cs="Arial" w:eastAsia="Arial" w:hAnsi="Arial"/>
-                <w:b w:val="false"/>
-                <w:bCs w:val="false"/>
-                <w:sz w:val="21"/>
-                <w:szCs w:val="21"/>
-              </w:rPr>
-              <w:t xml:space="preserve">Task 2: how DNS resolves www.google.com</w:t>
-            </w:r>
-          </w:p>
-        </w:tc>
-        <w:tc>
-          <w:tcPr>
-            <w:tcW w:type="dxa" w:w="1200"/>
-            <w:tcBorders>
-              <w:top w:val="single" w:color="B7C2D1" w:sz="4"/>
-              <w:left w:val="single" w:color="B7C2D1" w:sz="4"/>
-              <w:bottom w:val="single" w:color="B7C2D1" w:sz="4"/>
-              <w:right w:val="single" w:color="B7C2D1" w:sz="4"/>
-            </w:tcBorders>
-            <w:shd w:fill="FFFFFF" w:color="auto" w:val="clear"/>
-            <w:tcMar>
-              <w:top w:type="dxa" w:w="80"/>
-              <w:left w:type="dxa" w:w="120"/>
-              <w:bottom w:type="dxa" w:w="80"/>
-              <w:right w:type="dxa" w:w="120"/>
-            </w:tcMar>
-            <w:vAlign w:val="center"/>
-          </w:tcPr>
-          <w:p>
-            <w:pPr>
-              <w:spacing w:after="0" w:before="0"/>
-            </w:pPr>
-            <w:r>
-              <w:rPr>
-                <w:rFonts w:ascii="Arial" w:cs="Arial" w:eastAsia="Arial" w:hAnsi="Arial"/>
-                <w:b w:val="false"/>
-                <w:bCs w:val="false"/>
-                <w:sz w:val="21"/>
-                <w:szCs w:val="21"/>
-              </w:rPr>
-              <w:t xml:space="preserve"/>
-            </w:r>
-          </w:p>
-        </w:tc>
-      </w:tr>
-      <w:tr>
-        <w:trPr>
-          <w:cantSplit/>
-          <w:trHeight w:val="520" w:hRule="atLeast"/>
-        </w:trPr>
-        <w:tc>
-          <w:tcPr>
-            <w:tcW w:type="dxa" w:w="1100"/>
-            <w:tcBorders>
-              <w:top w:val="single" w:color="B7C2D1" w:sz="4"/>
-              <w:left w:val="single" w:color="B7C2D1" w:sz="4"/>
-              <w:bottom w:val="single" w:color="B7C2D1" w:sz="4"/>
-              <w:right w:val="single" w:color="B7C2D1" w:sz="4"/>
-            </w:tcBorders>
-            <w:shd w:fill="FFFFFF" w:color="auto" w:val="clear"/>
-            <w:tcMar>
-              <w:top w:type="dxa" w:w="80"/>
-              <w:left w:type="dxa" w:w="120"/>
-              <w:bottom w:type="dxa" w:w="80"/>
-              <w:right w:type="dxa" w:w="120"/>
-            </w:tcMar>
-            <w:vAlign w:val="center"/>
-          </w:tcPr>
-          <w:p>
-            <w:pPr>
-              <w:spacing w:after="0" w:before="0"/>
-            </w:pPr>
-            <w:r>
-              <w:rPr>
-                <w:rFonts w:ascii="Arial" w:cs="Arial" w:eastAsia="Arial" w:hAnsi="Arial"/>
-                <w:sz w:val="21"/>
-                <w:szCs w:val="21"/>
-              </w:rPr>
-              <w:t xml:space="preserve">5</w:t>
-            </w:r>
-          </w:p>
-        </w:tc>
-        <w:tc>
-          <w:tcPr>
-            <w:tcW w:type="dxa" w:w="8166"/>
-            <w:tcBorders>
-              <w:top w:val="single" w:color="B7C2D1" w:sz="4"/>
-              <w:left w:val="single" w:color="B7C2D1" w:sz="4"/>
-              <w:bottom w:val="single" w:color="B7C2D1" w:sz="4"/>
-              <w:right w:val="single" w:color="B7C2D1" w:sz="4"/>
-            </w:tcBorders>
-            <w:shd w:fill="FFFFFF" w:color="auto" w:val="clear"/>
-            <w:tcMar>
-              <w:top w:type="dxa" w:w="80"/>
-              <w:left w:type="dxa" w:w="120"/>
-              <w:bottom w:type="dxa" w:w="80"/>
-              <w:right w:type="dxa" w:w="120"/>
-            </w:tcMar>
-            <w:vAlign w:val="center"/>
-          </w:tcPr>
-          <w:p>
-            <w:pPr>
-              <w:spacing w:after="0" w:before="0"/>
-            </w:pPr>
-            <w:r>
-              <w:rPr>
-                <w:rFonts w:ascii="Arial" w:cs="Arial" w:eastAsia="Arial" w:hAnsi="Arial"/>
-                <w:b w:val="false"/>
-                <w:bCs w:val="false"/>
-                <w:sz w:val="21"/>
-                <w:szCs w:val="21"/>
-              </w:rPr>
-              <w:t xml:space="preserve">Task 3: clients and servers; sort the cloud statements</w:t>
-            </w:r>
-          </w:p>
-        </w:tc>
-        <w:tc>
-          <w:tcPr>
-            <w:tcW w:type="dxa" w:w="1200"/>
-            <w:tcBorders>
-              <w:top w:val="single" w:color="B7C2D1" w:sz="4"/>
-              <w:left w:val="single" w:color="B7C2D1" w:sz="4"/>
-              <w:bottom w:val="single" w:color="B7C2D1" w:sz="4"/>
-              <w:right w:val="single" w:color="B7C2D1" w:sz="4"/>
-            </w:tcBorders>
-            <w:shd w:fill="FFFFFF" w:color="auto" w:val="clear"/>
-            <w:tcMar>
-              <w:top w:type="dxa" w:w="80"/>
-              <w:left w:type="dxa" w:w="120"/>
-              <w:bottom w:type="dxa" w:w="80"/>
-              <w:right w:type="dxa" w:w="120"/>
-            </w:tcMar>
-            <w:vAlign w:val="center"/>
-          </w:tcPr>
-          <w:p>
-            <w:pPr>
-              <w:spacing w:after="0" w:before="0"/>
-            </w:pPr>
-            <w:r>
-              <w:rPr>
-                <w:rFonts w:ascii="Arial" w:cs="Arial" w:eastAsia="Arial" w:hAnsi="Arial"/>
-                <w:b w:val="false"/>
-                <w:bCs w:val="false"/>
-                <w:sz w:val="21"/>
-                <w:szCs w:val="21"/>
-              </w:rPr>
-              <w:t xml:space="preserve"/>
-            </w:r>
-          </w:p>
-        </w:tc>
-      </w:tr>
-      <w:tr>
-        <w:trPr>
-          <w:cantSplit/>
-          <w:trHeight w:val="520" w:hRule="atLeast"/>
-        </w:trPr>
-        <w:tc>
-          <w:tcPr>
-            <w:tcW w:type="dxa" w:w="1100"/>
-            <w:tcBorders>
-              <w:top w:val="single" w:color="B7C2D1" w:sz="4"/>
-              <w:left w:val="single" w:color="B7C2D1" w:sz="4"/>
-              <w:bottom w:val="single" w:color="B7C2D1" w:sz="4"/>
-              <w:right w:val="single" w:color="B7C2D1" w:sz="4"/>
-            </w:tcBorders>
-            <w:shd w:fill="FFFFFF" w:color="auto" w:val="clear"/>
-            <w:tcMar>
-              <w:top w:type="dxa" w:w="80"/>
-              <w:left w:type="dxa" w:w="120"/>
-              <w:bottom w:type="dxa" w:w="80"/>
-              <w:right w:type="dxa" w:w="120"/>
-            </w:tcMar>
-            <w:vAlign w:val="center"/>
-          </w:tcPr>
-          <w:p>
-            <w:pPr>
-              <w:spacing w:after="0" w:before="0"/>
-            </w:pPr>
-            <w:r>
-              <w:rPr>
-                <w:rFonts w:ascii="Arial" w:cs="Arial" w:eastAsia="Arial" w:hAnsi="Arial"/>
-                <w:sz w:val="21"/>
-                <w:szCs w:val="21"/>
-              </w:rPr>
-              <w:t xml:space="preserve">6</w:t>
-            </w:r>
-          </w:p>
-        </w:tc>
-        <w:tc>
-          <w:tcPr>
-            <w:tcW w:type="dxa" w:w="8166"/>
-            <w:tcBorders>
-              <w:top w:val="single" w:color="B7C2D1" w:sz="4"/>
-              <w:left w:val="single" w:color="B7C2D1" w:sz="4"/>
-              <w:bottom w:val="single" w:color="B7C2D1" w:sz="4"/>
-              <w:right w:val="single" w:color="B7C2D1" w:sz="4"/>
-            </w:tcBorders>
-            <w:shd w:fill="FFFFFF" w:color="auto" w:val="clear"/>
-            <w:tcMar>
-              <w:top w:type="dxa" w:w="80"/>
-              <w:left w:type="dxa" w:w="120"/>
-              <w:bottom w:type="dxa" w:w="80"/>
-              <w:right w:type="dxa" w:w="120"/>
-            </w:tcMar>
-            <w:vAlign w:val="center"/>
-          </w:tcPr>
-          <w:p>
-            <w:pPr>
-              <w:spacing w:after="0" w:before="0"/>
-            </w:pPr>
-            <w:r>
-              <w:rPr>
-                <w:rFonts w:ascii="Arial" w:cs="Arial" w:eastAsia="Arial" w:hAnsi="Arial"/>
-                <w:b w:val="false"/>
-                <w:bCs w:val="false"/>
-                <w:sz w:val="21"/>
-                <w:szCs w:val="21"/>
-              </w:rPr>
-              <w:t xml:space="preserve">Tasks 1 to 4: star office, mesh, wireless mesh, pros and cons</w:t>
+              <w:t xml:space="preserve">Star and mesh worksheet: draw both topologies, and their advantages and disadvantages</w:t>
             </w:r>
           </w:p>
         </w:tc>
@@ -6069,7 +5645,38 @@
                 <w:sz w:val="26"/>
                 <w:szCs w:val="26"/>
               </w:rPr>
-              <w:t xml:space="preserve">Smart Revise</w:t>
+              <w:t xml:space="preserve">Revisit an experience</w:t>
+            </w:r>
+          </w:p>
+          <w:p>
+            <w:pPr>
+              <w:spacing w:after="60" w:before="60"/>
+            </w:pPr>
+            <w:r>
+              <w:rPr>
+                <w:rFonts w:ascii="Arial" w:cs="Arial" w:eastAsia="Arial" w:hAnsi="Arial"/>
+                <w:sz w:val="21"/>
+                <w:szCs w:val="21"/>
+              </w:rPr>
+              <w:t xml:space="preserve">Pick the lesson you marked </w:t>
+            </w:r>
+            <w:r>
+              <w:rPr>
+                <w:rFonts w:ascii="Arial" w:cs="Arial" w:eastAsia="Arial" w:hAnsi="Arial"/>
+                <w:b/>
+                <w:bCs/>
+                <w:sz w:val="21"/>
+                <w:szCs w:val="21"/>
+              </w:rPr>
+              <w:t xml:space="preserve">Focus here</w:t>
+            </w:r>
+            <w:r>
+              <w:rPr>
+                <w:rFonts w:ascii="Arial" w:cs="Arial" w:eastAsia="Arial" w:hAnsi="Arial"/>
+                <w:sz w:val="21"/>
+                <w:szCs w:val="21"/>
+              </w:rPr>
+              <w:t xml:space="preserve"> and reopen that experience. Use review mode to retry the questions you got wrong, then answer its challenge questions again from memory.</w:t>
             </w:r>
           </w:p>
           <w:p>
@@ -6079,20 +5686,10 @@
             <w:r>
               <w:rPr>
                 <w:rFonts w:ascii="Arial" w:cs="Arial" w:eastAsia="Arial" w:hAnsi="Arial"/>
-                <w:b/>
-                <w:bCs/>
-                <w:sz w:val="21"/>
-                <w:szCs w:val="21"/>
-              </w:rPr>
-              <w:t xml:space="preserve">7 minutes of silent working on Smart Revise.  </w:t>
-            </w:r>
-            <w:r>
-              <w:rPr>
-                <w:rFonts w:ascii="Arial" w:cs="Arial" w:eastAsia="Arial" w:hAnsi="Arial"/>
-                <w:sz w:val="21"/>
-                <w:szCs w:val="21"/>
-              </w:rPr>
-              <w:t xml:space="preserve">Questions answered: ________   Due date: __________</w:t>
+                <w:sz w:val="21"/>
+                <w:szCs w:val="21"/>
+              </w:rPr>
+              <w:t xml:space="preserve">Experience I revisited: __________________________     Questions I retried: ______</w:t>
             </w:r>
           </w:p>
         </w:tc>
